--- a/Dokumentacija/04_Sprint_4_dokumentacija/04_Porocilo_o_napredku.docx
+++ b/Dokumentacija/04_Sprint_4_dokumentacija/04_Porocilo_o_napredku.docx
@@ -1778,82 +1778,6 @@
               <w14:ligatures w14:val="standardContextual"/>
             </w:rPr>
           </w:pPr>
-          <w:hyperlink w:anchor="_Toc200307228" w:history="1">
-            <w:r>
-              <w:rPr>
-                <w:rStyle w:val="Hyperlink"/>
-                <w:rFonts w:eastAsiaTheme="majorEastAsia"/>
-                <w:noProof/>
-              </w:rPr>
-              <w:t>OpenAPI chatbot</w:t>
-            </w:r>
-            <w:r>
-              <w:rPr>
-                <w:noProof/>
-                <w:webHidden/>
-              </w:rPr>
-              <w:tab/>
-            </w:r>
-            <w:r>
-              <w:rPr>
-                <w:noProof/>
-                <w:webHidden/>
-              </w:rPr>
-              <w:fldChar w:fldCharType="begin"/>
-            </w:r>
-            <w:r>
-              <w:rPr>
-                <w:noProof/>
-                <w:webHidden/>
-              </w:rPr>
-              <w:instrText xml:space="preserve"> PAGEREF _Toc200307228 \h </w:instrText>
-            </w:r>
-            <w:r>
-              <w:rPr>
-                <w:noProof/>
-                <w:webHidden/>
-              </w:rPr>
-            </w:r>
-            <w:r>
-              <w:rPr>
-                <w:noProof/>
-                <w:webHidden/>
-              </w:rPr>
-              <w:fldChar w:fldCharType="separate"/>
-            </w:r>
-            <w:r>
-              <w:rPr>
-                <w:noProof/>
-                <w:webHidden/>
-              </w:rPr>
-              <w:t>3</w:t>
-            </w:r>
-            <w:r>
-              <w:rPr>
-                <w:noProof/>
-                <w:webHidden/>
-              </w:rPr>
-              <w:fldChar w:fldCharType="end"/>
-            </w:r>
-          </w:hyperlink>
-        </w:p>
-        <w:p>
-          <w:pPr>
-            <w:pStyle w:val="TOC2"/>
-            <w:tabs>
-              <w:tab w:val="right" w:leader="dot" w:pos="9628"/>
-            </w:tabs>
-            <w:rPr>
-              <w:rFonts w:eastAsiaTheme="minorEastAsia" w:cstheme="minorBidi"/>
-              <w:smallCaps w:val="0"/>
-              <w:noProof/>
-              <w:kern w:val="2"/>
-              <w:sz w:val="24"/>
-              <w:szCs w:val="24"/>
-              <w:lang w:val="en-US" w:eastAsia="en-US"/>
-              <w14:ligatures w14:val="standardContextual"/>
-            </w:rPr>
-          </w:pPr>
           <w:hyperlink w:anchor="_Toc200307229" w:history="1">
             <w:r>
               <w:rPr>
@@ -2367,39 +2291,6 @@
       <w:pPr>
         <w:jc w:val="both"/>
       </w:pPr>
-    </w:p>
-    <w:p>
-      <w:pPr>
-        <w:pStyle w:val="Heading2"/>
-        <w:numPr>
-          <w:ilvl w:val="0"/>
-          <w:numId w:val="0"/>
-        </w:numPr>
-        <w:ind w:left="576" w:hanging="576"/>
-        <w:jc w:val="both"/>
-        <w:rPr>
-          <w:color w:val="4F81BD" w:themeColor="accent1"/>
-        </w:rPr>
-      </w:pPr>
-      <w:bookmarkStart w:id="8" w:name="_Toc200307228"/>
-      <w:r>
-        <w:rPr>
-          <w:color w:val="4F81BD" w:themeColor="accent1"/>
-        </w:rPr>
-        <w:t>OpenAPI chatbot</w:t>
-      </w:r>
-      <w:bookmarkEnd w:id="8"/>
-    </w:p>
-    <w:p>
-      <w:pPr>
-        <w:jc w:val="both"/>
-      </w:pPr>
-      <w:r>
-        <w:t>Na spletno stran smo vključili OpenAPI chatbot, ki uporabnikom pomaga z odgovori na vprašanja s področja električne energije, obračunavanja in drugih povezanih tem. Chatbot črpa informacije iz zanesljivih virov, kot so spletne strani elektro ponudnikov GEN-I, Petrol, Elektro Maribor in drugih. Da bi zagotovili relevantne in natančne odgovore, smo omejili njegovo kreativnost, tako da ne odgovarja na vprašanja, ki niso povezana s tematiko električne energije ali ponudnikov. Chatbot je namenjen hitri pomoči in razbremenitvi uporabniške podpore, hkrati pa izboljšuje uporabniško izkušnjo z dostopnostjo informacij 24/7.</w:t>
-      </w:r>
-      <w:r>
-        <w:br/>
-      </w:r>
     </w:p>
     <w:p>
       <w:pPr>
